--- a/chestii de cpp/functions/lambda/capture.docx
+++ b/chestii de cpp/functions/lambda/capture.docx
@@ -40,11 +40,33 @@
     <w:p>
       <w:pPr>
         <w:pStyle w:val="Normal"/>
-        <w:rPr/>
-      </w:pPr>
-      <w:r>
-        <w:rPr/>
-        <w:t>-Spune functiei lambda in ce mod sa captureze variabilele folosite de afara in statement.(prin referinta, prin valoare, prin this) **PRIN DE AFARA MA REFER CARE NU AU FOST DECLARATE IN LISTA DE PARAMETRII SI NICI IN INTERIORUL FUNCTIEI**</w:t>
+        <w:rPr>
+          <w:color w:val="C9211E"/>
+        </w:rPr>
+      </w:pPr>
+      <w:r>
+        <w:rPr>
+          <w:color w:val="C9211E"/>
+        </w:rPr>
+        <w:t>Daca folosesti "mutable" inainte de scope-ul functiei lambda, parametrii captured pot fi modificati.</w:t>
+      </w:r>
+    </w:p>
+    <w:p>
+      <w:pPr>
+        <w:pStyle w:val="Normal"/>
+        <w:rPr/>
+      </w:pPr>
+      <w:r>
+        <w:rPr/>
+        <w:t>-Spune functiei lambda in ce mod sa captureze variabilele folosite de afara in statement.(prin referinta, prin valoare, prin this) **PRIN DE AFARA MA REFER</w:t>
+      </w:r>
+      <w:r>
+        <w:rPr/>
+        <w:t xml:space="preserve"> LA VARIABILELE LOCALE</w:t>
+      </w:r>
+      <w:r>
+        <w:rPr/>
+        <w:t xml:space="preserve"> CARE NU AU FOST DECLARATE IN LISTA DE PARAMETRII SI NICI IN INTERIORUL FUNCTIEI**</w:t>
       </w:r>
     </w:p>
     <w:p>
@@ -58,15 +80,7 @@
       </w:pPr>
       <w:r>
         <w:rPr/>
-        <w:t xml:space="preserve">-Nu se refera la parametrii primiti in </w:t>
-      </w:r>
-      <w:r>
-        <w:rPr/>
-        <w:t>lista de parametrii</w:t>
-      </w:r>
-      <w:r>
-        <w:rPr/>
-        <w:t>() (capture-ul)</w:t>
+        <w:t>-Nu se refera la parametrii primiti in lista de parametrii() (capture-ul)</w:t>
       </w:r>
     </w:p>
     <w:p>
@@ -709,6 +723,7 @@
     <w:qFormat/>
     <w:pPr>
       <w:widowControl/>
+      <w:suppressAutoHyphens w:val="true"/>
       <w:bidi w:val="0"/>
       <w:spacing w:lineRule="auto" w:line="276" w:before="0" w:after="160"/>
       <w:jc w:val="left"/>
